--- a/reports/substack/docx/levanter-note-daily-2026-09-03.docx
+++ b/reports/substack/docx/levanter-note-daily-2026-09-03.docx
@@ -9,7 +9,7 @@
     </w:p>
     <w:p>
       <w:r>
-        <w:t>SUI led the whole board yesterday (+5.7%), UNI lagged (-9.8%). 36 of 69 markets closed higher. Breadth mixed.</w:t>
+        <w:t>SUI led the whole board yesterday (+6.2%), UNI lagged (-9.2%). 40 of 69 markets closed higher. Breadth mixed.</w:t>
       </w:r>
     </w:p>
     <w:p>
@@ -29,17 +29,17 @@
     </w:p>
     <w:p>
       <w:r>
-        <w:t>Crypto. Yesterday. 22 of 35 coins closed higher. Best SUI +5.7%, weakest UNI -9.8%. Coming session. Volatility regime points to calmer conditions near-term (0/3 flagged high-vol at 7d). Most active names to watch: ENA, PUMP. This week. 12 of 35 coins rose over the last 7 days. Strongest was UNI at +30.8%, weakest PEPE at -9.0%. This month. Over 30 days the average move was +23.7% with 32/35 higher. PUMP led (+93.4%); ONDO lagged (-5.5%). Most volatile: ENA (~180% annualised).</w:t>
+        <w:t>Crypto. Yesterday. 23 of 35 coins closed higher. Best SUI +6.2%, weakest UNI -9.2%. Coming session. Volatility regime points to calmer conditions near-term (0/3 flagged high-vol at 7d). Most active names to watch: ENA, PUMP. This week. 12 of 35 coins rose over the last 7 days. Strongest was UNI at +30.8%, weakest PEPE at -9.0%. This month. Over 30 days the average move was +23.7% with 32/35 higher. PUMP led (+93.4%); ONDO lagged (-5.5%). Most volatile: ENA (~180% annualised).</w:t>
       </w:r>
     </w:p>
     <w:p>
       <w:r>
-        <w:t>FX. Yesterday. 4 of 16 pairs closed higher. Best AUDUSD +0.4%, weakest GBPJPY -2.3%. Coming session. Volatility regime points to calmer conditions near-term (1/7 flagged high-vol at 7d). Most active names to watch: USDZAR, USDSEK. This week. 6 of 16 pairs rose over the last 7 days. Strongest was USDSEK at +0.8%, weakest GBPJPY at -2.3%. This month. Over 30 days the average move was -0.1% with 8/16 higher. AUDUSD led (+2.5%); USDZAR lagged (-2.9%). Most volatile: USDZAR (~11% annualised).</w:t>
+        <w:t>FX. Yesterday. 7 of 16 pairs closed higher. Best USDSEK +0.4%, weakest GBPJPY -2.3%. Coming session. Volatility regime points to calmer conditions near-term (1/7 flagged high-vol at 7d). Most active names to watch: USDZAR, USDSEK. This week. 6 of 16 pairs rose over the last 7 days. Strongest was USDSEK at +1.7%, weakest GBPJPY at -2.3%. This month. Over 30 days the average move was +0.1% with 9/16 higher. AUDUSD led (+2.6%); USDZAR lagged (-2.8%). Most volatile: USDZAR (~11% annualised).</w:t>
       </w:r>
     </w:p>
     <w:p>
       <w:r>
-        <w:t>Commodities. Yesterday. 10 of 18 markets closed higher. Best CORN +4.1%, weakest COFFEE -4.0%. Coming session. Volatility regime points to turbulent conditions near-term (12/16 flagged high-vol at 7d). Most active names to watch: BRENT OIL, WTI OIL. This week. 11 of 18 markets rose over the last 7 days. Strongest was HEATING OIL at +8.7%, weakest GASOLINE at -8.8%. This month. Over 30 days the average move was +11.7% with 17/18 higher. SUGAR led (+24.6%); COPPER lagged (-0.5%). Most volatile: BRENT OIL (~56% annualised).</w:t>
+        <w:t>Commodities. Yesterday. 10 of 18 markets closed higher. Best CORN +4.0%, weakest COFFEE -4.0%. Coming session. Volatility regime points to turbulent conditions near-term (12/16 flagged high-vol at 7d). Most active names to watch: BRENT OIL, WTI OIL. This week. 11 of 18 markets rose over the last 7 days. Strongest was HEATING OIL at +8.5%, weakest GASOLINE at -8.8%. This month. Over 30 days the average move was +11.6% with 17/18 higher. SUGAR led (+24.6%); COPPER lagged (-0.5%). Most volatile: BRENT OIL (~56% annualised).</w:t>
       </w:r>
     </w:p>
     <w:p>

--- a/reports/substack/docx/levanter-note-daily-2026-09-03.docx
+++ b/reports/substack/docx/levanter-note-daily-2026-09-03.docx
@@ -9,7 +9,7 @@
     </w:p>
     <w:p>
       <w:r>
-        <w:t>SUI led the whole board yesterday (+6.2%), UNI lagged (-9.2%). 40 of 69 markets closed higher. Breadth mixed.</w:t>
+        <w:t>SUI led the whole board yesterday (+5.8%), UNI lagged (-9.6%). 37 of 69 markets closed higher. Breadth mixed.</w:t>
       </w:r>
     </w:p>
     <w:p>
@@ -24,22 +24,22 @@
     </w:p>
     <w:p>
       <w:r>
-        <w:t>And right now it sits in one place. Commodities have 12 of 16 markets flagged high-vol for the week ahead, while crypto and FX both read calm. Same board, very different weather.</w:t>
+        <w:t>And right now it sits in one place. Commodities have 13 of 16 markets flagged high-vol for the week ahead, while crypto and FX both read calm. Same board, very different weather.</w:t>
       </w:r>
     </w:p>
     <w:p>
       <w:r>
-        <w:t>Crypto. Yesterday. 23 of 35 coins closed higher. Best SUI +6.2%, weakest UNI -9.2%. Coming session. Volatility regime points to calmer conditions near-term (0/3 flagged high-vol at 7d). Most active names to watch: ENA, PUMP. This week. 12 of 35 coins rose over the last 7 days. Strongest was UNI at +30.8%, weakest PEPE at -9.0%. This month. Over 30 days the average move was +23.7% with 32/35 higher. PUMP led (+93.4%); ONDO lagged (-5.5%). Most volatile: ENA (~180% annualised).</w:t>
+        <w:t>Crypto. Yesterday. 22 of 35 coins closed higher. Best SUI +5.8%, weakest UNI -9.6%. Coming session. Volatility regime points to calmer conditions near-term (0/3 flagged high-vol at 7d). Most active names to watch: ENA, PUMP. This week. 12 of 35 coins rose over the last 7 days. Strongest was UNI at +30.8%, weakest PEPE at -9.0%. This month. Over 30 days the average move was +23.7% with 32/35 higher. PUMP led (+93.4%); ONDO lagged (-5.5%). Most volatile: ENA (~180% annualised).</w:t>
       </w:r>
     </w:p>
     <w:p>
       <w:r>
-        <w:t>FX. Yesterday. 7 of 16 pairs closed higher. Best USDSEK +0.4%, weakest GBPJPY -2.3%. Coming session. Volatility regime points to calmer conditions near-term (1/7 flagged high-vol at 7d). Most active names to watch: USDZAR, USDSEK. This week. 6 of 16 pairs rose over the last 7 days. Strongest was USDSEK at +1.7%, weakest GBPJPY at -2.3%. This month. Over 30 days the average move was +0.1% with 9/16 higher. AUDUSD led (+2.6%); USDZAR lagged (-2.8%). Most volatile: USDZAR (~11% annualised).</w:t>
+        <w:t>FX. Yesterday. 5 of 16 pairs closed higher. Best USDSEK +0.4%, weakest GBPJPY -1.9%. Coming session. Volatility regime points to calmer conditions near-term (0/7 flagged high-vol at 7d). Most active names to watch: USDZAR, USDSEK. This week. 6 of 16 pairs rose over the last 7 days. Strongest was USDSEK at +1.7%, weakest GBPJPY at -2.0%. This month. Over 30 days the average move was +0.0% with 9/16 higher. AUDUSD led (+2.5%); USDZAR lagged (-2.7%). Most volatile: USDZAR (~11% annualised).</w:t>
       </w:r>
     </w:p>
     <w:p>
       <w:r>
-        <w:t>Commodities. Yesterday. 10 of 18 markets closed higher. Best CORN +4.0%, weakest COFFEE -4.0%. Coming session. Volatility regime points to turbulent conditions near-term (12/16 flagged high-vol at 7d). Most active names to watch: BRENT OIL, WTI OIL. This week. 11 of 18 markets rose over the last 7 days. Strongest was HEATING OIL at +8.5%, weakest GASOLINE at -8.8%. This month. Over 30 days the average move was +11.6% with 17/18 higher. SUGAR led (+24.6%); COPPER lagged (-0.5%). Most volatile: BRENT OIL (~56% annualised).</w:t>
+        <w:t>Commodities. Yesterday. 10 of 18 markets closed higher. Best CORN +3.9%, weakest HEATING OIL -4.4%. Coming session. Volatility regime points to turbulent conditions near-term (13/16 flagged high-vol at 7d). Most active names to watch: BRENT OIL, WTI OIL. This week. 12 of 18 markets rose over the last 7 days. Strongest was WTI OIL at +8.1%, weakest GASOLINE at -8.9%. This month. Over 30 days the average move was +11.5% with 17/18 higher. SUGAR led (+24.0%); COPPER lagged (-0.3%). Most volatile: BRENT OIL (~56% annualised).</w:t>
       </w:r>
     </w:p>
     <w:p>

--- a/reports/substack/docx/levanter-note-daily-2026-09-03.docx
+++ b/reports/substack/docx/levanter-note-daily-2026-09-03.docx
@@ -9,12 +9,12 @@
     </w:p>
     <w:p>
       <w:r>
-        <w:t>SUI led the whole board yesterday (+5.8%), UNI lagged (-9.6%). 37 of 69 markets closed higher. Breadth mixed.</w:t>
+        <w:t>SUI led the whole board yesterday (+7.7%), COFFEE lagged (-10.7%). 46 of 69 markets closed higher. Breadth positive across the board.</w:t>
       </w:r>
     </w:p>
     <w:p>
       <w:r>
-        <w:t>A split session, with the strongest and weakest names in the same asset class. Worth seeing where the money settles before reading much into it.</w:t>
+        <w:t>The leaders and the laggards sit in different corners of the board, crypto on top and commodities at the bottom. That is money rotating, not a rising tide.</w:t>
       </w:r>
     </w:p>
     <w:p>
@@ -24,22 +24,22 @@
     </w:p>
     <w:p>
       <w:r>
-        <w:t>And right now it sits in one place. Commodities have 13 of 16 markets flagged high-vol for the week ahead, while crypto and FX both read calm. Same board, very different weather.</w:t>
+        <w:t>And right now it sits in one place. Commodities have 12 of 16 markets flagged high-vol for the week ahead, while crypto and FX both read calm. Same board, very different weather.</w:t>
       </w:r>
     </w:p>
     <w:p>
       <w:r>
-        <w:t>Crypto. Yesterday. 22 of 35 coins closed higher. Best SUI +5.8%, weakest UNI -9.6%. Coming session. Volatility regime points to calmer conditions near-term (0/3 flagged high-vol at 7d). Most active names to watch: ENA, PUMP. This week. 12 of 35 coins rose over the last 7 days. Strongest was UNI at +30.8%, weakest PEPE at -9.0%. This month. Over 30 days the average move was +23.7% with 32/35 higher. PUMP led (+93.4%); ONDO lagged (-5.5%). Most volatile: ENA (~180% annualised).</w:t>
+        <w:t>Crypto. Yesterday. 30 of 35 coins closed higher. Best SUI +7.7%, weakest MORPHO -3.2%. Coming session. Volatility regime points to calmer conditions near-term (0/3 flagged high-vol at 7d). Most active names to watch: ENA, UNI. This week. 8 of 35 coins rose over the last 7 days. Strongest was UNI at +36.6%, weakest TAO at -13.0%. This month. Over 30 days the average move was +24.2% with 32/35 higher. PUMP led (+94.1%); ONDO lagged (-4.6%). Most volatile: ENA (~178% annualised).</w:t>
       </w:r>
     </w:p>
     <w:p>
       <w:r>
-        <w:t>FX. Yesterday. 5 of 16 pairs closed higher. Best USDSEK +0.4%, weakest GBPJPY -1.9%. Coming session. Volatility regime points to calmer conditions near-term (0/7 flagged high-vol at 7d). Most active names to watch: USDZAR, USDSEK. This week. 6 of 16 pairs rose over the last 7 days. Strongest was USDSEK at +1.7%, weakest GBPJPY at -2.0%. This month. Over 30 days the average move was +0.0% with 9/16 higher. AUDUSD led (+2.5%); USDZAR lagged (-2.7%). Most volatile: USDZAR (~11% annualised).</w:t>
+        <w:t>FX. Yesterday. 6 of 16 pairs closed higher. Best AUDUSD +0.6%, weakest GBPJPY -2.6%. Coming session. Volatility regime points to calmer conditions near-term (1/7 flagged high-vol at 7d). Most active names to watch: USDZAR, USDSEK. This week. 8 of 16 pairs rose over the last 7 days. Strongest was USDZAR at +0.7%, weakest GBPJPY at -2.6%. This month. Over 30 days the average move was +0.0% with 10/16 higher. AUDUSD led (+2.8%); USDZAR lagged (-2.8%). Most volatile: USDZAR (~11% annualised).</w:t>
       </w:r>
     </w:p>
     <w:p>
       <w:r>
-        <w:t>Commodities. Yesterday. 10 of 18 markets closed higher. Best CORN +3.9%, weakest HEATING OIL -4.4%. Coming session. Volatility regime points to turbulent conditions near-term (13/16 flagged high-vol at 7d). Most active names to watch: BRENT OIL, WTI OIL. This week. 12 of 18 markets rose over the last 7 days. Strongest was WTI OIL at +8.1%, weakest GASOLINE at -8.9%. This month. Over 30 days the average move was +11.5% with 17/18 higher. SUGAR led (+24.0%); COPPER lagged (-0.3%). Most volatile: BRENT OIL (~56% annualised).</w:t>
+        <w:t>Commodities. Yesterday. 10 of 18 markets closed higher. Best PALLADIUM +2.4%, weakest COFFEE -10.7%. Coming session. Volatility regime points to turbulent conditions near-term (12/16 flagged high-vol at 7d). Most active names to watch: BRENT OIL, COFFEE. This week. 11 of 18 markets rose over the last 7 days. Strongest was WTI OIL at +11.3%, weakest COFFEE at -14.3%. This month. Over 30 days the average move was +10.3% with 16/18 higher. BRENT OIL led (+22.8%); COFFEE lagged (-9.5%). Most volatile: BRENT OIL (~56% annualised).</w:t>
       </w:r>
     </w:p>
     <w:p>

--- a/reports/substack/docx/levanter-note-daily-2026-09-03.docx
+++ b/reports/substack/docx/levanter-note-daily-2026-09-03.docx
@@ -9,7 +9,7 @@
     </w:p>
     <w:p>
       <w:r>
-        <w:t>SUI led the whole board yesterday (+7.7%), COFFEE lagged (-10.7%). 46 of 69 markets closed higher. Breadth positive across the board.</w:t>
+        <w:t>ZEC led the whole board yesterday (+15.4%), COFFEE lagged (-10.0%). 47 of 68 markets closed higher. Breadth positive across the board.</w:t>
       </w:r>
     </w:p>
     <w:p>
@@ -24,22 +24,22 @@
     </w:p>
     <w:p>
       <w:r>
-        <w:t>And right now it sits in one place. Commodities have 12 of 16 markets flagged high-vol for the week ahead, while crypto and FX both read calm. Same board, very different weather.</w:t>
+        <w:t>And right now it sits in one place. Commodities have 13 of 16 markets flagged high-vol for the week ahead, while crypto and FX both read calm. Same board, very different weather.</w:t>
       </w:r>
     </w:p>
     <w:p>
       <w:r>
-        <w:t>Crypto. Yesterday. 30 of 35 coins closed higher. Best SUI +7.7%, weakest MORPHO -3.2%. Coming session. Volatility regime points to calmer conditions near-term (0/3 flagged high-vol at 7d). Most active names to watch: ENA, UNI. This week. 8 of 35 coins rose over the last 7 days. Strongest was UNI at +36.6%, weakest TAO at -13.0%. This month. Over 30 days the average move was +24.2% with 32/35 higher. PUMP led (+94.1%); ONDO lagged (-4.6%). Most volatile: ENA (~178% annualised).</w:t>
+        <w:t>Crypto. Yesterday. 33 of 35 coins closed higher. Best ZEC +15.4%, weakest ASTER -0.5%. Coming session. Volatility regime points to calmer conditions near-term (0/3 flagged high-vol at 7d). Most active names to watch: ENA, UNI. This week. 18 of 35 coins rose over the last 7 days. Strongest was UNI at +38.0%, weakest TAO at -10.1%. This month. Over 30 days the average move was +30.2% with 33/35 higher. PUMP led (+97.6%); GRAM lagged (-0.7%). Most volatile: ENA (~166% annualised).</w:t>
       </w:r>
     </w:p>
     <w:p>
       <w:r>
-        <w:t>FX. Yesterday. 6 of 16 pairs closed higher. Best AUDUSD +0.6%, weakest GBPJPY -2.6%. Coming session. Volatility regime points to calmer conditions near-term (1/7 flagged high-vol at 7d). Most active names to watch: USDZAR, USDSEK. This week. 8 of 16 pairs rose over the last 7 days. Strongest was USDZAR at +0.7%, weakest GBPJPY at -2.6%. This month. Over 30 days the average move was +0.0% with 10/16 higher. AUDUSD led (+2.8%); USDZAR lagged (-2.8%). Most volatile: USDZAR (~11% annualised).</w:t>
+        <w:t>FX. Yesterday. 5 of 16 pairs closed higher. Best AUDUSD +0.8%, weakest USDJPY -3.0%. Coming session. Volatility regime points to calmer conditions near-term (2/7 flagged high-vol at 7d). Most active names to watch: USDZAR, USDSEK. This week. 6 of 16 pairs rose over the last 7 days. Strongest was USDZAR at +0.4%, weakest EURJPY at -2.7%. This month. Over 30 days the average move was -0.2% with 8/16 higher. AUDUSD led (+2.9%); USDZAR lagged (-3.1%). Most volatile: USDZAR (~11% annualised).</w:t>
       </w:r>
     </w:p>
     <w:p>
       <w:r>
-        <w:t>Commodities. Yesterday. 10 of 18 markets closed higher. Best PALLADIUM +2.4%, weakest COFFEE -10.7%. Coming session. Volatility regime points to turbulent conditions near-term (12/16 flagged high-vol at 7d). Most active names to watch: BRENT OIL, COFFEE. This week. 11 of 18 markets rose over the last 7 days. Strongest was WTI OIL at +11.3%, weakest COFFEE at -14.3%. This month. Over 30 days the average move was +10.3% with 16/18 higher. BRENT OIL led (+22.8%); COFFEE lagged (-9.5%). Most volatile: BRENT OIL (~56% annualised).</w:t>
+        <w:t>Commodities. Yesterday. 9 of 17 markets closed higher. Best PALLADIUM +6.7%, weakest COFFEE -10.0%. Coming session. Volatility regime points to turbulent conditions near-term (13/16 flagged high-vol at 7d). Most active names to watch: BRENT OIL, COFFEE. This week. 10 of 17 markets rose over the last 7 days. Strongest was WTI OIL at +9.2%, weakest COFFEE at -13.5%. This month. Over 30 days the average move was +11.4% with 16/17 higher. HEATING OIL led (+22.7%); COFFEE lagged (-8.8%). Most volatile: BRENT OIL (~56% annualised).</w:t>
       </w:r>
     </w:p>
     <w:p>
